--- a/reports/r0166.docx
+++ b/reports/r0166.docx
@@ -45,7 +45,7 @@
           <w:color w:val="000000"/>
           <w:sz w:val="21"/>
         </w:rPr>
-        <w:t>■ 苏州经济总量在江苏省稳居第一，人均GDP约21.30万元、人均经济实力居全省前列，经济增速由4.60%回升至5.40%、动能边际改善；固定资产投资最新增速转负（-6.50%），经济动能仍有待修复。【待补充：苏州市的行政与战略定位、支柱产业及龙头企业（数据库未覆盖，需人工补充）】</w:t>
+        <w:t>■ 苏州作为江苏省下辖地级市，经济总量在江苏省稳居第一，人均GDP约21.30万元、人均经济实力居全省前列，经济增速由4.60%回升至5.40%、动能边际改善；固定资产投资最新增速转负（-6.50%），经济动能仍有待修复。</w:t>
       </w:r>
     </w:p>
     <w:p>
@@ -75,7 +75,7 @@
           <w:color w:val="000000"/>
           <w:sz w:val="21"/>
         </w:rPr>
-        <w:t>产业结构方面，2025年苏州市三次产业结构为0.7:46.4:52.9。【待补充：支柱产业、主要龙头企业、对外贸易等定性描述（数据库未覆盖）】</w:t>
+        <w:t>产业结构方面，2025年苏州市三次产业结构为0.7:46.4:52.9，以电子信息、装备制造、生物医药、纳米新材料为支柱，依托苏州工业园区，外向型经济和制造业实力居全国前列。</w:t>
       </w:r>
     </w:p>
     <w:p>
